--- a/dist/salarii-contributii-retineri.docx
+++ b/dist/salarii-contributii-retineri.docx
@@ -329,7 +329,7 @@
         <w:jc w:val="both"/>
       </w:pPr>
       <w:r>
-        <w:t xml:space="preserve">Salariul minim brut pe economie este </w:t>
+        <w:t xml:space="preserve">✅ Salariul minim brut pe economie este </w:t>
       </w:r>
       <w:r>
         <w:rPr>
@@ -338,7 +338,25 @@
         <w:t>4.325 lei</w:t>
       </w:r>
       <w:r>
-        <w:t xml:space="preserve"> ❓. Verificarea care se face lunar,</w:t>
+        <w:t xml:space="preserve">, de la </w:t>
+      </w:r>
+      <w:r>
+        <w:rPr>
+          <w:b/>
+        </w:rPr>
+        <w:t>1 iulie 2026</w:t>
+      </w:r>
+      <w:r>
+        <w:t xml:space="preserve"> (anterior 4.050 lei) — HG 146/2026. Tot de atunci și până la 31.12.2026, suma neimpozabilă lunară scade de la 300 la </w:t>
+      </w:r>
+      <w:r>
+        <w:rPr>
+          <w:b/>
+        </w:rPr>
+        <w:t>200 lei</w:t>
+      </w:r>
+      <w:r>
+        <w:t>. Verificarea care se face lunar,</w:t>
       </w:r>
     </w:p>
     <w:p>
@@ -1800,15 +1818,58 @@
         <w:jc w:val="both"/>
       </w:pPr>
       <w:r>
-        <w:t>❓ Tratamentul exact al reținerilor din indemnizația de concediu medical — ce contribuții</w:t>
-      </w:r>
-    </w:p>
-    <w:p>
-      <w:pPr>
-        <w:jc w:val="both"/>
-      </w:pPr>
-      <w:r>
-        <w:t>se datorează și pe ce parte — nu era în notițe și nu îl afirm aici.</w:t>
+        <w:t xml:space="preserve">✅ </w:t>
+      </w:r>
+      <w:r>
+        <w:rPr>
+          <w:b/>
+        </w:rPr>
+        <w:t>Reținerile din indemnizație.</w:t>
+      </w:r>
+      <w:r>
+        <w:t xml:space="preserve"> Se rețin </w:t>
+      </w:r>
+      <w:r>
+        <w:rPr>
+          <w:b/>
+        </w:rPr>
+        <w:t>CAS 25%</w:t>
+      </w:r>
+      <w:r>
+        <w:t xml:space="preserve"> și </w:t>
+      </w:r>
+      <w:r>
+        <w:rPr>
+          <w:b/>
+        </w:rPr>
+        <w:t>impozit 10%</w:t>
+      </w:r>
+      <w:r>
+        <w:t xml:space="preserve">. </w:t>
+      </w:r>
+      <w:r>
+        <w:rPr>
+          <w:b/>
+        </w:rPr>
+        <w:t>CASS 10% se datorează începând cu veniturile lunii august 2026</w:t>
+      </w:r>
+      <w:r>
+        <w:t xml:space="preserve"> (Legea 170/2026) — până atunci nu se datora; fac excepție indemnizațiile pentru accidente de muncă și boli profesionale. </w:t>
+      </w:r>
+      <w:r>
+        <w:rPr>
+          <w:b/>
+        </w:rPr>
+        <w:t>CAM 2,25% NU se datorează</w:t>
+      </w:r>
+      <w:r>
+        <w:t xml:space="preserve"> pe partea suportată din FNUASS (art. 220^5 Cod fiscal): angajatorul datorează CAM doar pe zilele pe care le suportă el. Baza de calcul e media veniturilor brute din ultimele 6 luni, plafonată la 12 salarii minime brute pe lună. </w:t>
+      </w:r>
+      <w:r>
+        <w:rPr>
+          <w:i/>
+        </w:rPr>
+        <w:t>(art. 139 alin. (1) lit. o) și art. 144 Cod fiscal; OUG 158/2005 — verificat 21.08.2026)</w:t>
       </w:r>
     </w:p>
     <w:p>
@@ -1904,15 +1965,58 @@
         <w:jc w:val="both"/>
       </w:pPr>
       <w:r>
-        <w:t>❓ Limita de o treime se aplică datoriilor obișnuite; pentru obligații de întreținere</w:t>
-      </w:r>
-    </w:p>
-    <w:p>
-      <w:pPr>
-        <w:jc w:val="both"/>
-      </w:pPr>
-      <w:r>
-        <w:t>legea prevede o limită mai mare. Procentul aplicabil pe caz concret — de confirmat.</w:t>
+        <w:t xml:space="preserve">✅ </w:t>
+      </w:r>
+      <w:r>
+        <w:rPr>
+          <w:b/>
+        </w:rPr>
+        <w:t>Sunt trei reguli, nu una</w:t>
+      </w:r>
+      <w:r>
+        <w:t xml:space="preserve"> (art. 729 Cod procedură civilă): </w:t>
+      </w:r>
+      <w:r>
+        <w:rPr>
+          <w:b/>
+        </w:rPr>
+        <w:t>1/2</w:t>
+      </w:r>
+      <w:r>
+        <w:t xml:space="preserve"> din venitul net pentru obligații de întreținere sau alocații pentru copii · </w:t>
+      </w:r>
+      <w:r>
+        <w:rPr>
+          <w:b/>
+        </w:rPr>
+        <w:t>1/3</w:t>
+      </w:r>
+      <w:r>
+        <w:t xml:space="preserve"> pentru orice alte datorii · la mai multe popriri pe aceeași sumă, reținerea totală nu poate depăși </w:t>
+      </w:r>
+      <w:r>
+        <w:rPr>
+          <w:b/>
+        </w:rPr>
+        <w:t>1/2</w:t>
+      </w:r>
+      <w:r>
+        <w:t xml:space="preserve">, indiferent de natura creanțelor. Iar dacă venitul e sub salariul minim net, se poate urmări doar partea care depășește </w:t>
+      </w:r>
+      <w:r>
+        <w:rPr>
+          <w:b/>
+        </w:rPr>
+        <w:t>jumătate din salariul minim net</w:t>
+      </w:r>
+      <w:r>
+        <w:t xml:space="preserve"> — prag de protecție pe care notițele nu-l aveau deloc. </w:t>
+      </w:r>
+      <w:r>
+        <w:rPr>
+          <w:i/>
+        </w:rPr>
+        <w:t>(verificat 21.08.2026)</w:t>
       </w:r>
     </w:p>
     <w:p>
@@ -4026,165 +4130,6 @@
     </w:p>
     <w:p>
       <w:pPr>
-        <w:pStyle w:val="Heading2"/>
-      </w:pPr>
-      <w:r>
-        <w:t>Anexa D — Rămase deschise</w:t>
-      </w:r>
-    </w:p>
-    <w:p>
-      <w:pPr>
-        <w:jc w:val="both"/>
-      </w:pPr>
-      <w:r>
-        <w:t xml:space="preserve">Ce e încă provizoriu în documentul ăsta. Lista nu e scrisă aici: vine din </w:t>
-      </w:r>
-      <w:r>
-        <w:rPr>
-          <w:rFonts w:ascii="Consolas" w:hAnsi="Consolas"/>
-          <w:color w:val="1F4E79"/>
-          <w:sz w:val="19"/>
-        </w:rPr>
-        <w:t>date/intrebari.py</w:t>
-      </w:r>
-      <w:r>
-        <w:t>, aceeași sursă cu foaia „Întrebări deschise” a workbook-ului și cu lista trimisibilă formatorului.</w:t>
-      </w:r>
-    </w:p>
-    <w:p>
-      <w:pPr>
-        <w:jc w:val="both"/>
-      </w:pPr>
-      <w:r>
-        <w:rPr>
-          <w:b/>
-        </w:rPr>
-        <w:t>❓ Care este salariul minim brut pe economie în vigoare, și de la ce dată?</w:t>
-      </w:r>
-    </w:p>
-    <w:p>
-      <w:pPr>
-        <w:jc w:val="both"/>
-      </w:pPr>
-      <w:r>
-        <w:rPr>
-          <w:i/>
-        </w:rPr>
-        <w:t>Salarii — praguri și baze de calcul · training 21.08.2026, punctul 1</w:t>
-      </w:r>
-    </w:p>
-    <w:p>
-      <w:pPr>
-        <w:jc w:val="both"/>
-      </w:pPr>
-      <w:r>
-        <w:t>Notițele rețin 4.325 lei. Valoarea se schimbă prin hotărâre de guvern, uneori de mai multe ori pe an, iar verificarea normei parțiale se face contra ei.</w:t>
-      </w:r>
-    </w:p>
-    <w:p>
-      <w:pPr>
-        <w:jc w:val="both"/>
-      </w:pPr>
-      <w:r>
-        <w:rPr>
-          <w:b/>
-        </w:rPr>
-        <w:t>Ce am presupus între timp:</w:t>
-      </w:r>
-      <w:r>
-        <w:t xml:space="preserve"> Am folosit 4.325 lei ca în notițe, marcat ❓ peste tot unde apare.</w:t>
-      </w:r>
-    </w:p>
-    <w:p>
-      <w:pPr>
-        <w:jc w:val="both"/>
-      </w:pPr>
-      <w:r>
-        <w:rPr>
-          <w:b/>
-        </w:rPr>
-        <w:t>❓ Ce contribuții se datorează pentru indemnizația de concediu medical, și pe ce parte se rețin?</w:t>
-      </w:r>
-    </w:p>
-    <w:p>
-      <w:pPr>
-        <w:jc w:val="both"/>
-      </w:pPr>
-      <w:r>
-        <w:rPr>
-          <w:i/>
-        </w:rPr>
-        <w:t>Salarii — praguri și baze de calcul · training 21.08.2026, punctul 3</w:t>
-      </w:r>
-    </w:p>
-    <w:p>
-      <w:pPr>
-        <w:jc w:val="both"/>
-      </w:pPr>
-      <w:r>
-        <w:t>Notițele acoperă împărțirea indemnizației între angajator și FNUASS (6458 / 4382 = 423), dar nu și reținerile din ea. Regulile diferă de cele ale salariului.</w:t>
-      </w:r>
-    </w:p>
-    <w:p>
-      <w:pPr>
-        <w:jc w:val="both"/>
-      </w:pPr>
-      <w:r>
-        <w:rPr>
-          <w:b/>
-        </w:rPr>
-        <w:t>Ce am presupus între timp:</w:t>
-      </w:r>
-      <w:r>
-        <w:t xml:space="preserve"> N-am afirmat nimic: documentul spune explicit că tratamentul reținerilor nu era în notițe.</w:t>
-      </w:r>
-    </w:p>
-    <w:p>
-      <w:pPr>
-        <w:jc w:val="both"/>
-      </w:pPr>
-      <w:r>
-        <w:rPr>
-          <w:b/>
-        </w:rPr>
-        <w:t>❓ Care e limita de reținere prin poprire pentru obligațiile de întreținere, față de treimea aplicabilă datoriilor obișnuite?</w:t>
-      </w:r>
-    </w:p>
-    <w:p>
-      <w:pPr>
-        <w:jc w:val="both"/>
-      </w:pPr>
-      <w:r>
-        <w:rPr>
-          <w:i/>
-        </w:rPr>
-        <w:t>Salarii — praguri și baze de calcul · training 21.08.2026, punctul 4</w:t>
-      </w:r>
-    </w:p>
-    <w:p>
-      <w:pPr>
-        <w:jc w:val="both"/>
-      </w:pPr>
-      <w:r>
-        <w:t>Notițele rețin 33,33% din salariul net. Codul de procedură civilă prevede o limită mai mare pentru pensii de întreținere, și reguli de cumul când există mai multe popriri.</w:t>
-      </w:r>
-    </w:p>
-    <w:p>
-      <w:pPr>
-        <w:jc w:val="both"/>
-      </w:pPr>
-      <w:r>
-        <w:rPr>
-          <w:b/>
-        </w:rPr>
-        <w:t>Ce am presupus între timp:</w:t>
-      </w:r>
-      <w:r>
-        <w:t xml:space="preserve"> Am folosit treimea, marcând limita specială ca deschisă.</w:t>
-      </w:r>
-    </w:p>
-    <w:p>
-      <w:pPr>
         <w:spacing w:before="40" w:after="160"/>
         <w:pBdr>
           <w:bottom w:val="single" w:sz="6" w:color="DBE3EA"/>
@@ -4205,6 +4150,267 @@
       </w:pPr>
       <w:r>
         <w:t>Extrasă automat din textul documentului: sunt listate actele și articolele care apar efectiv citate mai sus. Contextul fiecărei citări e în secțiunea unde apare.</w:t>
+      </w:r>
+    </w:p>
+    <w:p>
+      <w:pPr>
+        <w:spacing w:before="40" w:after="160"/>
+        <w:pBdr>
+          <w:bottom w:val="single" w:sz="6" w:color="DBE3EA"/>
+        </w:pBdr>
+      </w:pPr>
+    </w:p>
+    <w:p>
+      <w:pPr>
+        <w:pStyle w:val="Heading2"/>
+      </w:pPr>
+      <w:r>
+        <w:t>Anexa G — Răspunsuri verificate pe surse publice</w:t>
+      </w:r>
+    </w:p>
+    <w:p>
+      <w:pPr>
+        <w:jc w:val="both"/>
+      </w:pPr>
+      <w:r>
+        <w:t xml:space="preserve">Întrebări care erau deschise și la care am găsit răspuns în lege. Fiecare poartă actul normativ pe care se sprijină și data la care a fost confruntat cu sursele. </w:t>
+      </w:r>
+      <w:r>
+        <w:rPr>
+          <w:b/>
+        </w:rPr>
+        <w:t>De confirmat cu formatorul</w:t>
+      </w:r>
+      <w:r>
+        <w:t xml:space="preserve"> — nu pentru că răspunsul ar fi nesigur, ci pentru că practica poate adăuga ceva ce textul nu spune.</w:t>
+      </w:r>
+    </w:p>
+    <w:p>
+      <w:pPr>
+        <w:jc w:val="both"/>
+      </w:pPr>
+      <w:r>
+        <w:rPr>
+          <w:b/>
+        </w:rPr>
+        <w:t>✅ Care este salariul minim brut pe economie în vigoare, și de la ce dată?</w:t>
+      </w:r>
+    </w:p>
+    <w:p>
+      <w:pPr>
+        <w:jc w:val="both"/>
+      </w:pPr>
+      <w:r>
+        <w:rPr>
+          <w:b/>
+        </w:rPr>
+        <w:t>4.325 lei</w:t>
+      </w:r>
+      <w:r>
+        <w:t xml:space="preserve"> brut, de la </w:t>
+      </w:r>
+      <w:r>
+        <w:rPr>
+          <w:b/>
+        </w:rPr>
+        <w:t>1 iulie 2026</w:t>
+      </w:r>
+      <w:r>
+        <w:t xml:space="preserve"> (anterior 4.050 lei). Minimul se aplică proporțional cu norma: 2.162,50 lei la jumătate de normă, 1.081,25 la un sfert. Tot de la 1 iulie 2026 și până la 31.12.2026, suma neimpozabilă scade de la 300 la 200 lei/lună.</w:t>
+      </w:r>
+    </w:p>
+    <w:p>
+      <w:pPr>
+        <w:jc w:val="both"/>
+      </w:pPr>
+      <w:r>
+        <w:rPr>
+          <w:i/>
+        </w:rPr>
+        <w:t>Temei:</w:t>
+      </w:r>
+      <w:r>
+        <w:t xml:space="preserve"> HG 146/2026 (salariul minim). Suma neimpozabilă — Cod fiscal, cu aplicare 1.07–31.12.2026.</w:t>
+      </w:r>
+    </w:p>
+    <w:p>
+      <w:pPr>
+        <w:jc w:val="both"/>
+      </w:pPr>
+      <w:r>
+        <w:rPr>
+          <w:i/>
+        </w:rPr>
+        <w:t>Salarii — praguri și baze de calcul · training 21.08.2026, punctul 1 · verificat 21.08.2026</w:t>
+      </w:r>
+    </w:p>
+    <w:p>
+      <w:pPr>
+        <w:jc w:val="both"/>
+      </w:pPr>
+      <w:r>
+        <w:rPr>
+          <w:b/>
+        </w:rPr>
+        <w:t>✅ Ce contribuții se datorează pentru indemnizația de concediu medical, și pe ce parte se rețin?</w:t>
+      </w:r>
+    </w:p>
+    <w:p>
+      <w:pPr>
+        <w:jc w:val="both"/>
+      </w:pPr>
+      <w:r>
+        <w:t xml:space="preserve">Din indemnizație se rețin </w:t>
+      </w:r>
+      <w:r>
+        <w:rPr>
+          <w:b/>
+        </w:rPr>
+        <w:t>CAS 25%</w:t>
+      </w:r>
+      <w:r>
+        <w:t xml:space="preserve"> și </w:t>
+      </w:r>
+      <w:r>
+        <w:rPr>
+          <w:b/>
+        </w:rPr>
+        <w:t>impozit 10%</w:t>
+      </w:r>
+      <w:r>
+        <w:t xml:space="preserve">. </w:t>
+      </w:r>
+      <w:r>
+        <w:rPr>
+          <w:b/>
+        </w:rPr>
+        <w:t>CASS 10% se datorează începând cu veniturile lunii august 2026</w:t>
+      </w:r>
+      <w:r>
+        <w:t xml:space="preserve"> — până atunci nu se datora. Fac excepție indemnizațiile pentru accidente de muncă și boli profesionale, care rămân scutite de CASS. </w:t>
+      </w:r>
+      <w:r>
+        <w:rPr>
+          <w:b/>
+        </w:rPr>
+        <w:t>CAM 2,25% NU se datorează</w:t>
+      </w:r>
+      <w:r>
+        <w:t xml:space="preserve"> pe partea suportată din FNUASS: angajatorul datorează CAM doar pe zilele pe care le suportă el. Baza de calcul e media veniturilor brute din ultimele 6 luni, plafonată la 12 salarii minime brute pe lună.</w:t>
+      </w:r>
+    </w:p>
+    <w:p>
+      <w:pPr>
+        <w:jc w:val="both"/>
+      </w:pPr>
+      <w:r>
+        <w:rPr>
+          <w:i/>
+        </w:rPr>
+        <w:t>Temei:</w:t>
+      </w:r>
+      <w:r>
+        <w:t xml:space="preserve"> CAS: Cod fiscal art. 139 alin. (1) lit. o) și art. 144. CASS: Legea 170/2026, aplicabilă veniturilor din august 2026. CAM: Cod fiscal art. 220^5. Baza: OUG 158/2005.</w:t>
+      </w:r>
+    </w:p>
+    <w:p>
+      <w:pPr>
+        <w:jc w:val="both"/>
+      </w:pPr>
+      <w:r>
+        <w:rPr>
+          <w:i/>
+        </w:rPr>
+        <w:t>Salarii — praguri și baze de calcul · training 21.08.2026, punctul 3 · verificat 21.08.2026</w:t>
+      </w:r>
+    </w:p>
+    <w:p>
+      <w:pPr>
+        <w:jc w:val="both"/>
+      </w:pPr>
+      <w:r>
+        <w:rPr>
+          <w:b/>
+        </w:rPr>
+        <w:t>✅ Care e limita de reținere prin poprire pentru obligațiile de întreținere, față de treimea aplicabilă datoriilor obișnuite?</w:t>
+      </w:r>
+    </w:p>
+    <w:p>
+      <w:pPr>
+        <w:jc w:val="both"/>
+      </w:pPr>
+      <w:r>
+        <w:t xml:space="preserve">Sunt </w:t>
+      </w:r>
+      <w:r>
+        <w:rPr>
+          <w:b/>
+        </w:rPr>
+        <w:t>trei</w:t>
+      </w:r>
+      <w:r>
+        <w:t xml:space="preserve"> reguli, nu una. </w:t>
+      </w:r>
+      <w:r>
+        <w:rPr>
+          <w:b/>
+        </w:rPr>
+        <w:t>1/2</w:t>
+      </w:r>
+      <w:r>
+        <w:t xml:space="preserve"> din venitul net lunar pentru obligații de întreținere sau alocații pentru copii; </w:t>
+      </w:r>
+      <w:r>
+        <w:rPr>
+          <w:b/>
+        </w:rPr>
+        <w:t>1/3</w:t>
+      </w:r>
+      <w:r>
+        <w:t xml:space="preserve"> pentru orice alte datorii. Când există mai multe popriri pe aceeași sumă, reținerea totală nu poate depăși </w:t>
+      </w:r>
+      <w:r>
+        <w:rPr>
+          <w:b/>
+        </w:rPr>
+        <w:t>1/2</w:t>
+      </w:r>
+      <w:r>
+        <w:t xml:space="preserve">, indiferent de natura creanțelor. Iar dacă venitul e sub salariul minim net pe economie, se poate urmări doar partea care depășește </w:t>
+      </w:r>
+      <w:r>
+        <w:rPr>
+          <w:b/>
+        </w:rPr>
+        <w:t>jumătate din salariul minim net</w:t>
+      </w:r>
+      <w:r>
+        <w:t xml:space="preserve"> — prag de protecție pe care notițele nu-l aveau deloc.</w:t>
+      </w:r>
+    </w:p>
+    <w:p>
+      <w:pPr>
+        <w:jc w:val="both"/>
+      </w:pPr>
+      <w:r>
+        <w:rPr>
+          <w:i/>
+        </w:rPr>
+        <w:t>Temei:</w:t>
+      </w:r>
+      <w:r>
+        <w:t xml:space="preserve"> Codul de procedură civilă, art. 729 — Limitele urmăririi veniturilor bănești.</w:t>
+      </w:r>
+    </w:p>
+    <w:p>
+      <w:pPr>
+        <w:jc w:val="both"/>
+      </w:pPr>
+      <w:r>
+        <w:rPr>
+          <w:i/>
+        </w:rPr>
+        <w:t>Salarii — praguri și baze de calcul · training 21.08.2026, punctul 4 · verificat 21.08.2026</w:t>
       </w:r>
     </w:p>
     <w:p>

--- a/dist/salarii-contributii-retineri.docx
+++ b/dist/salarii-contributii-retineri.docx
@@ -3438,6 +3438,1076 @@
       </w:pPr>
       <w:r>
         <w:t>numele contului.</w:t>
+      </w:r>
+    </w:p>
+    <w:p>
+      <w:pPr>
+        <w:pStyle w:val="Heading2"/>
+      </w:pPr>
+      <w:r>
+        <w:t>9. Fondul de handicap</w:t>
+      </w:r>
+    </w:p>
+    <w:p>
+      <w:pPr>
+        <w:jc w:val="both"/>
+      </w:pPr>
+      <w:r>
+        <w:rPr>
+          <w:b/>
+        </w:rPr>
+        <w:t>Material integral nou.</w:t>
+      </w:r>
+    </w:p>
+    <w:p>
+      <w:pPr>
+        <w:pStyle w:val="Heading3"/>
+      </w:pPr>
+      <w:r>
+        <w:t>9.1 Când se datorează</w:t>
+      </w:r>
+    </w:p>
+    <w:p>
+      <w:pPr>
+        <w:jc w:val="both"/>
+      </w:pPr>
+      <w:r>
+        <w:t xml:space="preserve">Din momentul în care societatea are </w:t>
+      </w:r>
+      <w:r>
+        <w:rPr>
+          <w:b/>
+        </w:rPr>
+        <w:t>peste 50 de angajați ca număr mediu</w:t>
+      </w:r>
+      <w:r>
+        <w:t>. Formatorul spune</w:t>
+      </w:r>
+    </w:p>
+    <w:p>
+      <w:pPr>
+        <w:jc w:val="both"/>
+      </w:pPr>
+      <w:r>
+        <w:t>că formula legală e greoaie și dă una simplă, cu abatere neglijabilă.</w:t>
+      </w:r>
+    </w:p>
+    <w:p>
+      <w:pPr>
+        <w:jc w:val="both"/>
+      </w:pPr>
+      <w:r>
+        <w:t xml:space="preserve">Temeiul: </w:t>
+      </w:r>
+      <w:r>
+        <w:rPr>
+          <w:b/>
+        </w:rPr>
+        <w:t>Legea 448/2006, art. 78</w:t>
+      </w:r>
+      <w:r>
+        <w:t xml:space="preserve"> — angajatorii cu </w:t>
+      </w:r>
+      <w:r>
+        <w:rPr>
+          <w:b/>
+        </w:rPr>
+        <w:t>cel puțin 50 de angajați</w:t>
+      </w:r>
+      <w:r>
+        <w:t xml:space="preserve"> au obligația</w:t>
+      </w:r>
+    </w:p>
+    <w:p>
+      <w:pPr>
+        <w:jc w:val="both"/>
+      </w:pPr>
+      <w:r>
+        <w:t xml:space="preserve">de a angaja persoane cu handicap în proporție de </w:t>
+      </w:r>
+      <w:r>
+        <w:rPr>
+          <w:b/>
+        </w:rPr>
+        <w:t>cel puțin 4%</w:t>
+      </w:r>
+      <w:r>
+        <w:t xml:space="preserve"> din numărul total de angajați.</w:t>
+      </w:r>
+    </w:p>
+    <w:p>
+      <w:pPr>
+        <w:pStyle w:val="Heading3"/>
+      </w:pPr>
+      <w:r>
+        <w:t>9.2 Numărul mediu de angajați — metoda</w:t>
+      </w:r>
+    </w:p>
+    <w:p>
+      <w:pPr>
+        <w:jc w:val="both"/>
+      </w:pPr>
+      <w:r>
+        <w:t xml:space="preserve">Se însumează </w:t>
+      </w:r>
+      <w:r>
+        <w:rPr>
+          <w:b/>
+        </w:rPr>
+        <w:t>orele lucrate</w:t>
+      </w:r>
+      <w:r>
+        <w:t xml:space="preserve"> și se împart la norma lunii:</w:t>
+      </w:r>
+    </w:p>
+    <w:p>
+      <w:pPr>
+        <w:pStyle w:val="ListBullet"/>
+      </w:pPr>
+      <w:r>
+        <w:t xml:space="preserve">5 angajați × 20 zile × 8 h = </w:t>
+      </w:r>
+      <w:r>
+        <w:rPr>
+          <w:b/>
+        </w:rPr>
+        <w:t>800</w:t>
+      </w:r>
+      <w:r>
+        <w:t xml:space="preserve"> ore</w:t>
+      </w:r>
+    </w:p>
+    <w:p>
+      <w:pPr>
+        <w:pStyle w:val="ListBullet"/>
+      </w:pPr>
+      <w:r>
+        <w:t xml:space="preserve">2 angajați × 20 zile × 4 h = </w:t>
+      </w:r>
+      <w:r>
+        <w:rPr>
+          <w:b/>
+        </w:rPr>
+        <w:t>160</w:t>
+      </w:r>
+      <w:r>
+        <w:t xml:space="preserve"> ore</w:t>
+      </w:r>
+    </w:p>
+    <w:p>
+      <w:pPr>
+        <w:pStyle w:val="ListBullet"/>
+      </w:pPr>
+      <w:r>
+        <w:t xml:space="preserve">total = </w:t>
+      </w:r>
+      <w:r>
+        <w:rPr>
+          <w:b/>
+        </w:rPr>
+        <w:t>960</w:t>
+      </w:r>
+      <w:r>
+        <w:t xml:space="preserve"> ore</w:t>
+      </w:r>
+    </w:p>
+    <w:p>
+      <w:pPr>
+        <w:pStyle w:val="ListBullet"/>
+      </w:pPr>
+      <w:r>
+        <w:t xml:space="preserve">norma lunii = 20 zile × 8 h = </w:t>
+      </w:r>
+      <w:r>
+        <w:rPr>
+          <w:b/>
+        </w:rPr>
+        <w:t>160</w:t>
+      </w:r>
+      <w:r>
+        <w:t xml:space="preserve"> ore</w:t>
+      </w:r>
+    </w:p>
+    <w:p>
+      <w:pPr>
+        <w:pStyle w:val="ListBullet"/>
+      </w:pPr>
+      <w:r>
+        <w:rPr>
+          <w:rFonts w:ascii="Consolas" w:hAnsi="Consolas"/>
+          <w:color w:val="1F4E79"/>
+          <w:sz w:val="19"/>
+        </w:rPr>
+        <w:t>960 / 160</w:t>
+      </w:r>
+      <w:r>
+        <w:t xml:space="preserve"> = </w:t>
+      </w:r>
+      <w:r>
+        <w:rPr>
+          <w:b/>
+        </w:rPr>
+        <w:t>6</w:t>
+      </w:r>
+      <w:r>
+        <w:t xml:space="preserve"> angajați medii</w:t>
+      </w:r>
+    </w:p>
+    <w:p>
+      <w:pPr>
+        <w:jc w:val="both"/>
+      </w:pPr>
+      <w:r>
+        <w:t>Rezultatul e 6, nu 7 — și asta e toată ideea: doi oameni cu normă de 4 ore fac un singur</w:t>
+      </w:r>
+    </w:p>
+    <w:p>
+      <w:pPr>
+        <w:jc w:val="both"/>
+      </w:pPr>
+      <w:r>
+        <w:t>angajat mediu, nu doi.</w:t>
+      </w:r>
+    </w:p>
+    <w:p>
+      <w:pPr>
+        <w:jc w:val="both"/>
+      </w:pPr>
+      <w:r>
+        <w:t xml:space="preserve">⚠️ Notița scrie norma lunii ca „(20 zile × 8h) = 180 ore”. </w:t>
+      </w:r>
+      <w:r>
+        <w:rPr>
+          <w:b/>
+        </w:rPr>
+        <w:t>`20 × 8 = 160`, nu 180.</w:t>
+      </w:r>
+      <w:r>
+        <w:t xml:space="preserve"> Cifra</w:t>
+      </w:r>
+    </w:p>
+    <w:p>
+      <w:pPr>
+        <w:jc w:val="both"/>
+      </w:pPr>
+      <w:r>
+        <w:t>180 e o scăpare de scris: cu 180 rezultatul ar fi 5,33, nu 6. Restul exemplului confirmă că</w:t>
+      </w:r>
+    </w:p>
+    <w:p>
+      <w:pPr>
+        <w:jc w:val="both"/>
+      </w:pPr>
+      <w:r>
+        <w:t>norma folosită efectiv a fost 160.</w:t>
+      </w:r>
+    </w:p>
+    <w:p>
+      <w:pPr>
+        <w:jc w:val="both"/>
+      </w:pPr>
+      <w:r>
+        <w:t xml:space="preserve">➕ Ce intră în orele lucrate, din enumerarea formatorului: orele </w:t>
+      </w:r>
+      <w:r>
+        <w:rPr>
+          <w:b/>
+        </w:rPr>
+        <w:t>lucrate</w:t>
+      </w:r>
+      <w:r>
+        <w:t xml:space="preserve"> (nu lucrătoare),</w:t>
+      </w:r>
+    </w:p>
+    <w:p>
+      <w:pPr>
+        <w:jc w:val="both"/>
+      </w:pPr>
+      <w:r>
+        <w:t xml:space="preserve">fără concedii, </w:t>
+      </w:r>
+      <w:r>
+        <w:rPr>
+          <w:b/>
+        </w:rPr>
+        <w:t>plus</w:t>
+      </w:r>
+      <w:r>
+        <w:t xml:space="preserve"> liberul plătit prevăzut de Codul muncii (căsătorie 5 zile, deces 3 zile</w:t>
+      </w:r>
+    </w:p>
+    <w:p>
+      <w:pPr>
+        <w:jc w:val="both"/>
+      </w:pPr>
+      <w:r>
+        <w:t xml:space="preserve">etc.) </w:t>
+      </w:r>
+      <w:r>
+        <w:rPr>
+          <w:b/>
+        </w:rPr>
+        <w:t>plus</w:t>
+      </w:r>
+      <w:r>
+        <w:t xml:space="preserve"> orele suplimentare. Sursa e pontajul.</w:t>
+      </w:r>
+    </w:p>
+    <w:p>
+      <w:pPr>
+        <w:pStyle w:val="Heading3"/>
+      </w:pPr>
+      <w:r>
+        <w:t>9.3 Cota și calculul obligației</w:t>
+      </w:r>
+    </w:p>
+    <w:p>
+      <w:pPr>
+        <w:jc w:val="both"/>
+      </w:pPr>
+      <w:r>
+        <w:t>⚠️ Aici notița rulează două exemple ca și cum ar fi unul singur. Numărul mediu calculat mai sus</w:t>
+      </w:r>
+    </w:p>
+    <w:p>
+      <w:pPr>
+        <w:jc w:val="both"/>
+      </w:pPr>
+      <w:r>
+        <w:t xml:space="preserve">e 6, dar pasul următor înmulțește cu 4% și obține 2,4 — ceea ce cere un număr mediu de </w:t>
+      </w:r>
+      <w:r>
+        <w:rPr>
+          <w:b/>
+        </w:rPr>
+        <w:t>60</w:t>
+      </w:r>
+      <w:r>
+        <w:t>,</w:t>
+      </w:r>
+    </w:p>
+    <w:p>
+      <w:pPr>
+        <w:jc w:val="both"/>
+      </w:pPr>
+      <w:r>
+        <w:t>nu 6. Le separ, pentru că un exemplu cu 6 angajați n-ar declanșa oricum obligația: pragul e 50.</w:t>
+      </w:r>
+    </w:p>
+    <w:p>
+      <w:pPr>
+        <w:jc w:val="both"/>
+      </w:pPr>
+      <w:r>
+        <w:t xml:space="preserve">Exemplul coerent, cu media de </w:t>
+      </w:r>
+      <w:r>
+        <w:rPr>
+          <w:b/>
+        </w:rPr>
+        <w:t>60</w:t>
+      </w:r>
+      <w:r>
+        <w:t xml:space="preserve"> de angajați:</w:t>
+      </w:r>
+    </w:p>
+    <w:p>
+      <w:pPr>
+        <w:pStyle w:val="ListBullet"/>
+      </w:pPr>
+      <w:r>
+        <w:t xml:space="preserve">locuri rezervate: </w:t>
+      </w:r>
+      <w:r>
+        <w:rPr>
+          <w:rFonts w:ascii="Consolas" w:hAnsi="Consolas"/>
+          <w:color w:val="1F4E79"/>
+          <w:sz w:val="19"/>
+        </w:rPr>
+        <w:t>4% × 60</w:t>
+      </w:r>
+      <w:r>
+        <w:t xml:space="preserve"> = </w:t>
+      </w:r>
+      <w:r>
+        <w:rPr>
+          <w:b/>
+        </w:rPr>
+        <w:t>2,4</w:t>
+      </w:r>
+    </w:p>
+    <w:p>
+      <w:pPr>
+        <w:pStyle w:val="ListBullet"/>
+      </w:pPr>
+      <w:r>
+        <w:t xml:space="preserve">se scade cel cu handicap </w:t>
+      </w:r>
+      <w:r>
+        <w:rPr>
+          <w:b/>
+        </w:rPr>
+        <w:t>accentuat</w:t>
+      </w:r>
+      <w:r>
+        <w:t xml:space="preserve"> deja angajat: </w:t>
+      </w:r>
+      <w:r>
+        <w:rPr>
+          <w:rFonts w:ascii="Consolas" w:hAnsi="Consolas"/>
+          <w:color w:val="1F4E79"/>
+          <w:sz w:val="19"/>
+        </w:rPr>
+        <w:t>2,4 − 1</w:t>
+      </w:r>
+      <w:r>
+        <w:t xml:space="preserve"> = </w:t>
+      </w:r>
+      <w:r>
+        <w:rPr>
+          <w:b/>
+        </w:rPr>
+        <w:t>1,4</w:t>
+      </w:r>
+    </w:p>
+    <w:p>
+      <w:pPr>
+        <w:pStyle w:val="ListBullet"/>
+      </w:pPr>
+      <w:r>
+        <w:t xml:space="preserve">obligația: </w:t>
+      </w:r>
+      <w:r>
+        <w:rPr>
+          <w:rFonts w:ascii="Consolas" w:hAnsi="Consolas"/>
+          <w:color w:val="1F4E79"/>
+          <w:sz w:val="19"/>
+        </w:rPr>
+        <w:t>1,4 × 4.325</w:t>
+      </w:r>
+      <w:r>
+        <w:t xml:space="preserve"> = </w:t>
+      </w:r>
+      <w:r>
+        <w:rPr>
+          <w:b/>
+        </w:rPr>
+        <w:t>6.055</w:t>
+      </w:r>
+      <w:r>
+        <w:t xml:space="preserve"> lei</w:t>
+      </w:r>
+    </w:p>
+    <w:p>
+      <w:pPr>
+        <w:jc w:val="both"/>
+      </w:pPr>
+      <w:r>
+        <w:t xml:space="preserve">✅ Salariul minim de </w:t>
+      </w:r>
+      <w:r>
+        <w:rPr>
+          <w:b/>
+        </w:rPr>
+        <w:t>4.325</w:t>
+      </w:r>
+      <w:r>
+        <w:t xml:space="preserve"> lei folosit de formator e cel corect </w:t>
+      </w:r>
+      <w:r>
+        <w:rPr>
+          <w:b/>
+        </w:rPr>
+        <w:t>la data trainingului</w:t>
+      </w:r>
+      <w:r>
+        <w:t>:</w:t>
+      </w:r>
+    </w:p>
+    <w:p>
+      <w:pPr>
+        <w:jc w:val="both"/>
+      </w:pPr>
+      <w:r>
+        <w:t xml:space="preserve">a crescut de la 4.050 la 4.325 începând cu </w:t>
+      </w:r>
+      <w:r>
+        <w:rPr>
+          <w:b/>
+        </w:rPr>
+        <w:t>1 iulie 2026</w:t>
+      </w:r>
+      <w:r>
+        <w:t xml:space="preserve">. Cifra e însă un </w:t>
+      </w:r>
+      <w:r>
+        <w:rPr>
+          <w:b/>
+        </w:rPr>
+        <w:t>parametru</w:t>
+      </w:r>
+      <w:r>
+        <w:t>, nu o</w:t>
+      </w:r>
+    </w:p>
+    <w:p>
+      <w:pPr>
+        <w:jc w:val="both"/>
+      </w:pPr>
+      <w:r>
+        <w:t>constantă — se schimbă cel puțin anual, iar obligația se recalculează la fiecare modificare.</w:t>
+      </w:r>
+    </w:p>
+    <w:p>
+      <w:pPr>
+        <w:jc w:val="both"/>
+      </w:pPr>
+      <w:r>
+        <w:t>Cine reia exemplul peste un an trebuie să înlocuiască întâi salariul minim, apoi să recalculeze.</w:t>
+      </w:r>
+    </w:p>
+    <w:p>
+      <w:pPr>
+        <w:jc w:val="both"/>
+      </w:pPr>
+      <w:r>
+        <w:t>Distincția care contează:</w:t>
+      </w:r>
+    </w:p>
+    <w:tbl>
+      <w:tblPr>
+        <w:tblStyle w:val="LightGrid-Accent1"/>
+        <w:tblW w:type="auto" w:w="0"/>
+        <w:tblLook w:firstColumn="1" w:firstRow="1" w:lastColumn="0" w:lastRow="0" w:noHBand="0" w:noVBand="1" w:val="04A0"/>
+      </w:tblPr>
+      <w:tblGrid>
+        <w:gridCol w:w="4320"/>
+        <w:gridCol w:w="4320"/>
+      </w:tblGrid>
+      <w:tr>
+        <w:tc>
+          <w:tcPr>
+            <w:tcW w:type="dxa" w:w="4320"/>
+          </w:tcPr>
+          <w:p>
+            <w:pPr>
+              <w:spacing w:after="40"/>
+            </w:pPr>
+            <w:r>
+              <w:rPr>
+                <w:b/>
+                <w:sz w:val="18"/>
+              </w:rPr>
+            </w:r>
+            <w:r>
+              <w:rPr>
+                <w:b/>
+                <w:sz w:val="18"/>
+              </w:rPr>
+              <w:t>Gradul de handicap</w:t>
+            </w:r>
+          </w:p>
+        </w:tc>
+        <w:tc>
+          <w:tcPr>
+            <w:tcW w:type="dxa" w:w="4320"/>
+          </w:tcPr>
+          <w:p>
+            <w:pPr>
+              <w:spacing w:after="40"/>
+            </w:pPr>
+            <w:r>
+              <w:rPr>
+                <w:b/>
+                <w:sz w:val="18"/>
+              </w:rPr>
+            </w:r>
+            <w:r>
+              <w:rPr>
+                <w:b/>
+                <w:sz w:val="18"/>
+              </w:rPr>
+              <w:t>Efectul</w:t>
+            </w:r>
+          </w:p>
+        </w:tc>
+      </w:tr>
+      <w:tr>
+        <w:tc>
+          <w:tcPr>
+            <w:tcW w:type="dxa" w:w="4320"/>
+          </w:tcPr>
+          <w:p>
+            <w:pPr>
+              <w:spacing w:after="40"/>
+            </w:pPr>
+            <w:r>
+              <w:rPr>
+                <w:sz w:val="18"/>
+              </w:rPr>
+            </w:r>
+            <w:r>
+              <w:rPr>
+                <w:b/>
+                <w:sz w:val="18"/>
+              </w:rPr>
+              <w:t>Accentuat</w:t>
+            </w:r>
+          </w:p>
+        </w:tc>
+        <w:tc>
+          <w:tcPr>
+            <w:tcW w:type="dxa" w:w="4320"/>
+          </w:tcPr>
+          <w:p>
+            <w:pPr>
+              <w:spacing w:after="40"/>
+            </w:pPr>
+            <w:r>
+              <w:rPr>
+                <w:sz w:val="18"/>
+              </w:rPr>
+            </w:r>
+            <w:r>
+              <w:rPr>
+                <w:sz w:val="18"/>
+              </w:rPr>
+              <w:t xml:space="preserve">salariatul </w:t>
+            </w:r>
+            <w:r>
+              <w:rPr>
+                <w:b/>
+                <w:sz w:val="18"/>
+              </w:rPr>
+              <w:t>nu plătește impozit pe salarii</w:t>
+            </w:r>
+            <w:r>
+              <w:rPr>
+                <w:sz w:val="18"/>
+              </w:rPr>
+              <w:t>; ocupă un loc rezervat</w:t>
+            </w:r>
+          </w:p>
+        </w:tc>
+      </w:tr>
+      <w:tr>
+        <w:tc>
+          <w:tcPr>
+            <w:tcW w:type="dxa" w:w="4320"/>
+          </w:tcPr>
+          <w:p>
+            <w:pPr>
+              <w:spacing w:after="40"/>
+            </w:pPr>
+            <w:r>
+              <w:rPr>
+                <w:sz w:val="18"/>
+              </w:rPr>
+            </w:r>
+            <w:r>
+              <w:rPr>
+                <w:b/>
+                <w:sz w:val="18"/>
+              </w:rPr>
+              <w:t>Ușor / mediu</w:t>
+            </w:r>
+          </w:p>
+        </w:tc>
+        <w:tc>
+          <w:tcPr>
+            <w:tcW w:type="dxa" w:w="4320"/>
+          </w:tcPr>
+          <w:p>
+            <w:pPr>
+              <w:spacing w:after="40"/>
+            </w:pPr>
+            <w:r>
+              <w:rPr>
+                <w:sz w:val="18"/>
+              </w:rPr>
+            </w:r>
+            <w:r>
+              <w:rPr>
+                <w:sz w:val="18"/>
+              </w:rPr>
+              <w:t>intră la fondul de handicap, fără scutirea de impozit</w:t>
+            </w:r>
+          </w:p>
+        </w:tc>
+      </w:tr>
+    </w:tbl>
+    <w:p/>
+    <w:p>
+      <w:pPr>
+        <w:pStyle w:val="Heading3"/>
+      </w:pPr>
+      <w:r>
+        <w:t>9.4 Înregistrarea și declararea</w:t>
+      </w:r>
+    </w:p>
+    <w:p>
+      <w:pPr>
+        <w:ind w:left="280"/>
+      </w:pPr>
+      <w:r>
+        <w:rPr>
+          <w:rFonts w:ascii="Consolas" w:hAnsi="Consolas"/>
+          <w:sz w:val="18"/>
+        </w:rPr>
+        <w:t>635 = 447    6.055</w:t>
+      </w:r>
+    </w:p>
+    <w:p>
+      <w:pPr>
+        <w:jc w:val="both"/>
+      </w:pPr>
+      <w:r>
+        <w:t xml:space="preserve">Se declară în </w:t>
+      </w:r>
+      <w:r>
+        <w:rPr>
+          <w:b/>
+        </w:rPr>
+        <w:t>D100, rândul 810</w:t>
+      </w:r>
+      <w:r>
+        <w:t>. Nu e obligatoriu să treacă prin D700 și **nu apare pe</w:t>
+      </w:r>
+    </w:p>
+    <w:p>
+      <w:pPr>
+        <w:jc w:val="both"/>
+      </w:pPr>
+      <w:r>
+        <w:t>vector**.</w:t>
+      </w:r>
+    </w:p>
+    <w:p>
+      <w:pPr>
+        <w:pStyle w:val="Heading3"/>
+      </w:pPr>
+      <w:r>
+        <w:t>9.5 Reducerea prin achiziții de la unități protejate</w:t>
+      </w:r>
+    </w:p>
+    <w:p>
+      <w:pPr>
+        <w:jc w:val="both"/>
+      </w:pPr>
+      <w:r>
+        <w:t xml:space="preserve">Varianta pe care formatorul o recomandă de explorat: contract cu o societate </w:t>
+      </w:r>
+      <w:r>
+        <w:rPr>
+          <w:b/>
+        </w:rPr>
+        <w:t>acreditată</w:t>
+      </w:r>
+      <w:r>
+        <w:t>,</w:t>
+      </w:r>
+    </w:p>
+    <w:p>
+      <w:pPr>
+        <w:jc w:val="both"/>
+      </w:pPr>
+      <w:r>
+        <w:t xml:space="preserve">de la care se fac achiziții direct pe </w:t>
+      </w:r>
+      <w:r>
+        <w:rPr>
+          <w:rFonts w:ascii="Consolas" w:hAnsi="Consolas"/>
+          <w:color w:val="1F4E79"/>
+          <w:sz w:val="19"/>
+        </w:rPr>
+        <w:t>401</w:t>
+      </w:r>
+      <w:r>
+        <w:t xml:space="preserve">, se scad din </w:t>
+      </w:r>
+      <w:r>
+        <w:rPr>
+          <w:rFonts w:ascii="Consolas" w:hAnsi="Consolas"/>
+          <w:color w:val="1F4E79"/>
+          <w:sz w:val="19"/>
+        </w:rPr>
+        <w:t>447</w:t>
+      </w:r>
+      <w:r>
+        <w:t>, și se declară doar diferența.</w:t>
+      </w:r>
+    </w:p>
+    <w:p>
+      <w:pPr>
+        <w:jc w:val="both"/>
+      </w:pPr>
+      <w:r>
+        <w:t xml:space="preserve">⚠️ Plafonul: </w:t>
+      </w:r>
+      <w:r>
+        <w:rPr>
+          <w:b/>
+        </w:rPr>
+        <w:t>nu se poate depăși 50%</w:t>
+      </w:r>
+      <w:r>
+        <w:t xml:space="preserve"> din valoarea obligației. Restul se plătește oricum.</w:t>
+      </w:r>
+    </w:p>
+    <w:p>
+      <w:pPr>
+        <w:jc w:val="both"/>
+      </w:pPr>
+      <w:r>
+        <w:t xml:space="preserve">✅ Temeiul confirmă și structura, și plafonul: </w:t>
+      </w:r>
+      <w:r>
+        <w:rPr>
+          <w:b/>
+        </w:rPr>
+        <w:t>Legea 448/2006, art. 78</w:t>
+      </w:r>
+      <w:r>
+        <w:t xml:space="preserve"> dă angajatorului care</w:t>
+      </w:r>
+    </w:p>
+    <w:p>
+      <w:pPr>
+        <w:jc w:val="both"/>
+      </w:pPr>
+      <w:r>
+        <w:t>nu ocupă cota de 4% două variante — (a) plata integrală a **salariului de bază minim brut pe</w:t>
+      </w:r>
+    </w:p>
+    <w:p>
+      <w:pPr>
+        <w:jc w:val="both"/>
+      </w:pPr>
+      <w:r>
+        <w:t>țară × numărul de locuri de muncă neocupate</w:t>
+      </w:r>
+      <w:r>
+        <w:rPr>
+          <w:b/>
+        </w:rPr>
+        <w:t xml:space="preserve">, sau (b) plata a </w:t>
+      </w:r>
+      <w:r>
+        <w:t>cel puțin 50%** din această</w:t>
+      </w:r>
+    </w:p>
+    <w:p>
+      <w:pPr>
+        <w:jc w:val="both"/>
+      </w:pPr>
+      <w:r>
+        <w:t>sumă la bugetul de stat, diferența fiind folosită pentru **achiziția de produse sau servicii</w:t>
+      </w:r>
+    </w:p>
+    <w:p>
+      <w:pPr>
+        <w:jc w:val="both"/>
+      </w:pPr>
+      <w:r>
+        <w:t>de la unități protejate autorizate**. Varianta (b) e exact ce descrie notița, iar „maximum 50%”</w:t>
+      </w:r>
+    </w:p>
+    <w:p>
+      <w:pPr>
+        <w:jc w:val="both"/>
+      </w:pPr>
+      <w:r>
+        <w:t>e reversul lui „cel puțin 50% la buget”.</w:t>
+      </w:r>
+    </w:p>
+    <w:p>
+      <w:pPr>
+        <w:pStyle w:val="Heading2"/>
+      </w:pPr>
+      <w:r>
+        <w:t>10. Două chestiuni de personal</w:t>
+      </w:r>
+    </w:p>
+    <w:p>
+      <w:pPr>
+        <w:pStyle w:val="Heading3"/>
+      </w:pPr>
+      <w:r>
+        <w:t>10.1 Codul fiscal al salariatului de la punctul de lucru</w:t>
+      </w:r>
+    </w:p>
+    <w:p>
+      <w:pPr>
+        <w:jc w:val="both"/>
+      </w:pPr>
+      <w:r>
+        <w:rPr>
+          <w:b/>
+        </w:rPr>
+        <w:t>Material nou.</w:t>
+      </w:r>
+      <w:r>
+        <w:t xml:space="preserve"> Dacă ai punct de lucru și ai salariat acolo, trebuie **cerut cod fiscal pentru</w:t>
+      </w:r>
+    </w:p>
+    <w:p>
+      <w:pPr>
+        <w:jc w:val="both"/>
+      </w:pPr>
+      <w:r>
+        <w:t>acel salariat</w:t>
+      </w:r>
+      <w:r>
+        <w:rPr>
+          <w:b/>
+        </w:rPr>
+        <w:t xml:space="preserve">. Se aplică și la </w:t>
+      </w:r>
+      <w:r>
+        <w:t>sectoare**, pentru că sunt primării diferite: raportarea se</w:t>
+      </w:r>
+    </w:p>
+    <w:p>
+      <w:pPr>
+        <w:jc w:val="both"/>
+      </w:pPr>
+      <w:r>
+        <w:t>face la primăria de care ține punctul de lucru.</w:t>
+      </w:r>
+    </w:p>
+    <w:p>
+      <w:pPr>
+        <w:pStyle w:val="Heading3"/>
+      </w:pPr>
+      <w:r>
+        <w:t>10.2 Locuința de serviciu</w:t>
+      </w:r>
+    </w:p>
+    <w:p>
+      <w:pPr>
+        <w:jc w:val="both"/>
+      </w:pPr>
+      <w:r>
+        <w:t xml:space="preserve">Societățile pot acorda </w:t>
+      </w:r>
+      <w:r>
+        <w:rPr>
+          <w:b/>
+        </w:rPr>
+        <w:t>locuință de serviciu</w:t>
+      </w:r>
+      <w:r>
+        <w:t xml:space="preserve"> salariaților care îndeplinesc condițiile din</w:t>
+      </w:r>
+    </w:p>
+    <w:p>
+      <w:pPr>
+        <w:jc w:val="both"/>
+      </w:pPr>
+      <w:r>
+        <w:t xml:space="preserve">Codul fiscal. Deductibilitatea e </w:t>
+      </w:r>
+      <w:r>
+        <w:rPr>
+          <w:b/>
+        </w:rPr>
+        <w:t>20% din salariul minim</w:t>
+      </w:r>
+      <w:r>
+        <w:t xml:space="preserve">, calculată </w:t>
+      </w:r>
+      <w:r>
+        <w:rPr>
+          <w:b/>
+        </w:rPr>
+        <w:t>pe salariat</w:t>
+      </w:r>
+      <w:r>
+        <w:t xml:space="preserve"> — nu pe</w:t>
+      </w:r>
+    </w:p>
+    <w:p>
+      <w:pPr>
+        <w:jc w:val="both"/>
+      </w:pPr>
+      <w:r>
+        <w:t xml:space="preserve">firmă. Este un </w:t>
+      </w:r>
+      <w:r>
+        <w:rPr>
+          <w:b/>
+        </w:rPr>
+        <w:t>avantaj de natură salarială neimpozabil</w:t>
+      </w:r>
+      <w:r>
+        <w:t>, încadrat ca atare în Codul fiscal.</w:t>
+      </w:r>
+    </w:p>
+    <w:p>
+      <w:pPr>
+        <w:jc w:val="both"/>
+      </w:pPr>
+      <w:r>
+        <w:t xml:space="preserve">❓ Ultima propoziție a notiței — că în zona de salarii se calculează un avantaj </w:t>
+      </w:r>
+      <w:r>
+        <w:rPr>
+          <w:b/>
+        </w:rPr>
+        <w:t>net</w:t>
+      </w:r>
+      <w:r>
+        <w:t>, pentru</w:t>
+      </w:r>
+    </w:p>
+    <w:p>
+      <w:pPr>
+        <w:jc w:val="both"/>
+      </w:pPr>
+      <w:r>
+        <w:t xml:space="preserve">care se determină apoi un </w:t>
+      </w:r>
+      <w:r>
+        <w:rPr>
+          <w:b/>
+        </w:rPr>
+        <w:t>brut impozabil</w:t>
+      </w:r>
+      <w:r>
+        <w:t xml:space="preserve"> — e marcată de formator „{de contraverificat}”. O</w:t>
+      </w:r>
+    </w:p>
+    <w:p>
+      <w:pPr>
+        <w:jc w:val="both"/>
+      </w:pPr>
+      <w:r>
+        <w:t>las deschisă: dacă avantajul e neimpozabil, brutarea lui nu se justifică; dacă se depășește</w:t>
+      </w:r>
+    </w:p>
+    <w:p>
+      <w:pPr>
+        <w:jc w:val="both"/>
+      </w:pPr>
+      <w:r>
+        <w:t xml:space="preserve">plafonul de 20%, doar </w:t>
+      </w:r>
+      <w:r>
+        <w:rPr>
+          <w:b/>
+        </w:rPr>
+        <w:t>excedentul</w:t>
+      </w:r>
+      <w:r>
+        <w:t xml:space="preserve"> ar trebui brutat. Cele două afirmații nu se pot împăca fără</w:t>
+      </w:r>
+    </w:p>
+    <w:p>
+      <w:pPr>
+        <w:jc w:val="both"/>
+      </w:pPr>
+      <w:r>
+        <w:t>confirmare.</w:t>
       </w:r>
     </w:p>
     <w:p>
@@ -4130,6 +5200,77 @@
     </w:p>
     <w:p>
       <w:pPr>
+        <w:pStyle w:val="Heading2"/>
+      </w:pPr>
+      <w:r>
+        <w:t>Anexa D — Rămase deschise</w:t>
+      </w:r>
+    </w:p>
+    <w:p>
+      <w:pPr>
+        <w:jc w:val="both"/>
+      </w:pPr>
+      <w:r>
+        <w:t xml:space="preserve">Ce e încă provizoriu în documentul ăsta. Lista nu e scrisă aici: vine din </w:t>
+      </w:r>
+      <w:r>
+        <w:rPr>
+          <w:rFonts w:ascii="Consolas" w:hAnsi="Consolas"/>
+          <w:color w:val="1F4E79"/>
+          <w:sz w:val="19"/>
+        </w:rPr>
+        <w:t>date/intrebari.py</w:t>
+      </w:r>
+      <w:r>
+        <w:t>, aceeași sursă cu foaia „Întrebări deschise” a workbook-ului și cu lista trimisibilă formatorului.</w:t>
+      </w:r>
+    </w:p>
+    <w:p>
+      <w:pPr>
+        <w:jc w:val="both"/>
+      </w:pPr>
+      <w:r>
+        <w:rPr>
+          <w:b/>
+        </w:rPr>
+        <w:t>❓ Dacă avantajul locuinței de serviciu e neimpozabil în limita a 20% din salariul minim, ce se brutează — tot avantajul, sau doar excedentul?</w:t>
+      </w:r>
+    </w:p>
+    <w:p>
+      <w:pPr>
+        <w:jc w:val="both"/>
+      </w:pPr>
+      <w:r>
+        <w:rPr>
+          <w:i/>
+        </w:rPr>
+        <w:t>Declarații informative și avantaje salariale · training 31.08.2026, punctul 2</w:t>
+      </w:r>
+    </w:p>
+    <w:p>
+      <w:pPr>
+        <w:jc w:val="both"/>
+      </w:pPr>
+      <w:r>
+        <w:t>Notița spune întâi că e „avantaj de natură salarială neimpozabil”, apoi că „în zona de salarii se calculează un avantaj salariat NET, pentru care se calculează un brut impozabil”. Formatorul a marcat exact ultima propoziție „{de contraverificat}”.</w:t>
+      </w:r>
+    </w:p>
+    <w:p>
+      <w:pPr>
+        <w:jc w:val="both"/>
+      </w:pPr>
+      <w:r>
+        <w:rPr>
+          <w:b/>
+        </w:rPr>
+        <w:t>Ce am presupus între timp:</w:t>
+      </w:r>
+      <w:r>
+        <w:t xml:space="preserve"> Nu am implementat brutarea. Am consemnat plafonul de 20% pe salariat și presupunerea cea mai probabilă — că se brutează DOAR excedentul peste plafon, cum se procedează la celelalte avantaje plafonate — dar am lăsat-o marcată, pentru că e o presupunere, nu o regulă citită.</w:t>
+      </w:r>
+    </w:p>
+    <w:p>
+      <w:pPr>
         <w:spacing w:before="40" w:after="160"/>
         <w:pBdr>
           <w:bottom w:val="single" w:sz="6" w:color="DBE3EA"/>
@@ -4150,6 +5291,60 @@
       </w:pPr>
       <w:r>
         <w:t>Extrasă automat din textul documentului: sunt listate actele și articolele care apar efectiv citate mai sus. Contextul fiecărei citări e în secțiunea unde apare.</w:t>
+      </w:r>
+    </w:p>
+    <w:p>
+      <w:pPr>
+        <w:jc w:val="both"/>
+      </w:pPr>
+      <w:r>
+        <w:rPr>
+          <w:b/>
+        </w:rPr>
+        <w:t>Acte normative citate</w:t>
+      </w:r>
+    </w:p>
+    <w:p>
+      <w:pPr>
+        <w:pStyle w:val="ListBullet"/>
+      </w:pPr>
+      <w:r>
+        <w:t>Legea 448/2006</w:t>
+      </w:r>
+    </w:p>
+    <w:p>
+      <w:pPr>
+        <w:pStyle w:val="ListBullet"/>
+      </w:pPr>
+      <w:r>
+        <w:t>Codul muncii</w:t>
+      </w:r>
+    </w:p>
+    <w:p>
+      <w:pPr>
+        <w:pStyle w:val="ListBullet"/>
+      </w:pPr>
+      <w:r>
+        <w:t>Codul fiscal</w:t>
+      </w:r>
+    </w:p>
+    <w:p>
+      <w:pPr>
+        <w:jc w:val="both"/>
+      </w:pPr>
+      <w:r>
+        <w:rPr>
+          <w:b/>
+        </w:rPr>
+        <w:t>Articole citate</w:t>
+      </w:r>
+    </w:p>
+    <w:p>
+      <w:pPr>
+        <w:jc w:val="both"/>
+      </w:pPr>
+      <w:r>
+        <w:t>art. 78</w:t>
       </w:r>
     </w:p>
     <w:p>
